--- a/light-lens/files/01_透鏡_第1節教案台詞.docx
+++ b/light-lens/files/01_透鏡_第1節教案台詞.docx
@@ -1155,7 +1155,9 @@
               <w:rPr>
                 <w:sz w:val="21"/>
               </w:rPr>
-              <w:t>實驗室「站5 生活闖關」：「近視眼鏡是凸還是凹？」（等 8 秒）「戴近視眼鏡看字，字變大還是變小？」</w:t>
+              <w:t>實驗室「站5 生活小遊戲」請學生輪流上台用手指玩：🔍偵探放大鏡找字、🚦近視看紅綠燈（決定：停）、👵幫阿嬤看藥袋（每天吃幾次）、📷手機拍阿里山小火車對焦、🚪門上貓眼看是誰（決定：先問、找大人）、☀️放大鏡曬太陽冒煙（決定：不對太陽）。</w:t>
+              <w:br/>
+              <w:t>【老師問】「這一關用的是凸透鏡還是凹透鏡？」（等 8 秒）</w:t>
               <w:br/>
               <w:t>發學習單：🔵圈、剪、貼；🟠填因果句。</w:t>
             </w:r>
@@ -1171,9 +1173,9 @@
               <w:rPr>
                 <w:sz w:val="21"/>
               </w:rPr>
-              <w:t>🔵 圈選、剪下鏡片貼到「凸／凹」格。</w:t>
+              <w:t>🔵 用手指操作小遊戲、按選擇鍵；圈選、剪貼學習單。</w:t>
               <w:br/>
-              <w:t>🟠 寫「因為___，所以___」與遷移題（阿嬤看報紙）。</w:t>
+              <w:t>🟠 說出每關是凸或凹、為什麼；寫因果句與遷移題。</w:t>
             </w:r>
           </w:p>
         </w:tc>
@@ -1878,6 +1880,18 @@
       <w:r>
         <w:rPr>
           <w:b w:val="0"/>
+          <w:sz w:val="22"/>
+        </w:rPr>
+        <w:t>真實連結加碼：第6站可開鏡頭，把真的放大鏡擋在鏡頭前拍下「變大／倒過來」當證據（沒有鏡頭就選一張照片）。</w:t>
+      </w:r>
+    </w:p>
+    <w:p>
+      <w:pPr>
+        <w:spacing w:after="60"/>
+      </w:pPr>
+      <w:r>
+        <w:rPr>
+          <w:b w:val="0"/>
           <w:color w:val="4A6580"/>
           <w:sz w:val="20"/>
         </w:rPr>

--- a/light-lens/files/01_透鏡_第1節教案台詞.docx
+++ b/light-lens/files/01_透鏡_第1節教案台詞.docx
@@ -74,7 +74,7 @@
         <w:rPr>
           <w:b w:val="0"/>
         </w:rPr>
-        <w:t>核心概念：光進到鏡片會轉彎（接任務四折射）。中間厚＝凸透鏡：看字變大、光會聚到焦點、遠處東西投影會倒過來。中間薄＝凹透鏡：看字變小、光會發散。</w:t>
+        <w:t>核心概念：光進出鏡片會換方向（接任務四折射）。中間厚＝凸透鏡：看字變大、光會聚到焦點、遠處東西投影會倒過來。中間薄＝凹透鏡：看字變小、光會發散。</w:t>
       </w:r>
     </w:p>
     <w:p>
@@ -1085,7 +1085,7 @@
               </w:rPr>
               <w:t>「中間厚的鏡片，叫凸透鏡。中間薄的鏡片，叫凹透鏡。」（貼名詞卡）</w:t>
               <w:br/>
-              <w:t>「光進到鏡片會轉彎——記得任務四的吸管嗎？這就是折射。」</w:t>
+              <w:t>「光進出鏡片會換方向——記得任務四的吸管嗎？這就是折射。」</w:t>
               <w:br/>
               <w:t>實驗室「站3 光線模擬器」按開燈：「凸透鏡把光聚在一起，聚在一點，叫焦點。」「凹透鏡把光散開。」</w:t>
               <w:br/>
@@ -1105,7 +1105,7 @@
               </w:rPr>
               <w:t>🔵 按開燈、拉滑桿、指出焦點。</w:t>
               <w:br/>
-              <w:t>🟠 說「因為光轉彎，聚在一起，所以___」。</w:t>
+              <w:t>🟠 說「因為光進出鏡片換方向，聚在一起，所以___」。</w:t>
             </w:r>
           </w:p>
         </w:tc>

--- a/light-lens/files/01_透鏡_第1節教案台詞.docx
+++ b/light-lens/files/01_透鏡_第1節教案台詞.docx
@@ -2877,6 +2877,20 @@
                 <w:szCs w:val="22"/>
               </w:rPr>
               <w:t xml:space="preserve">「光走進水、走進玻璃，就像走進沙灘——會變慢！」</w:t>
+            </w:r>
+          </w:p>
+          <w:p>
+            <w:pPr>
+              <w:spacing w:after="40" w:before="0" w:line="300"/>
+            </w:pPr>
+            <w:r>
+              <w:rPr>
+                <w:rFonts w:ascii="Microsoft JhengHei" w:cs="Microsoft JhengHei" w:eastAsia="Microsoft JhengHei" w:hAnsi="Microsoft JhengHei"/>
+                <w:color w:val="5B6673"/>
+                <w:sz w:val="20"/>
+                <w:szCs w:val="20"/>
+              </w:rPr>
+              <w:t xml:space="preserve">（可選：點右上「▶ 3D 動畫」，一排小人真的會走進沙灘。5 段動畫：沙灘走得慢 → 斜斜走進沙灘 → 中間厚 → 中間薄 → 倒過來，每段按「▶ 走！」，再按「✨ 換成光」看光怎麼走。看完關掉回到簡報。）</w:t>
             </w:r>
           </w:p>
         </w:tc>

--- a/light-lens/files/01_透鏡_第1節教案台詞.docx
+++ b/light-lens/files/01_透鏡_第1節教案台詞.docx
@@ -5031,7 +5031,7 @@
                 <w:sz w:val="22"/>
                 <w:szCs w:val="22"/>
               </w:rPr>
-              <w:t xml:space="preserve">🖱️ 按 1 → 🔵 基礎：圈出中間厚、中間薄</w:t>
+              <w:t xml:space="preserve">🖱️ 按 1 → 🔵 基礎：看照片，在 ☐ 打勾</w:t>
             </w:r>
           </w:p>
           <w:p>
@@ -5047,7 +5047,7 @@
                 <w:sz w:val="22"/>
                 <w:szCs w:val="22"/>
               </w:rPr>
-              <w:t xml:space="preserve">🖱️ 按 2 → 🟠 進階：寫出凸透鏡、凹透鏡的不同</w:t>
+              <w:t xml:space="preserve">🖱️ 按 2 → 🟠 進階：先勾答案，再勾「因為」</w:t>
             </w:r>
           </w:p>
           <w:p>
@@ -5109,35 +5109,35 @@
                 <w:sz w:val="20"/>
                 <w:szCs w:val="20"/>
               </w:rPr>
-              <w:t xml:space="preserve">🔵 圈選</w:t>
-            </w:r>
-          </w:p>
-          <w:p>
-            <w:pPr>
-              <w:spacing w:after="40" w:before="0" w:line="300"/>
-            </w:pPr>
-            <w:r>
-              <w:rPr>
-                <w:rFonts w:ascii="Microsoft JhengHei" w:cs="Microsoft JhengHei" w:eastAsia="Microsoft JhengHei" w:hAnsi="Microsoft JhengHei"/>
-                <w:color w:val="1F2A37"/>
-                <w:sz w:val="20"/>
-                <w:szCs w:val="20"/>
-              </w:rPr>
-              <w:t xml:space="preserve">🟠 填寫</w:t>
-            </w:r>
-          </w:p>
-          <w:p>
-            <w:pPr>
-              <w:spacing w:after="40" w:before="0" w:line="300"/>
-            </w:pPr>
-            <w:r>
-              <w:rPr>
-                <w:rFonts w:ascii="Microsoft JhengHei" w:cs="Microsoft JhengHei" w:eastAsia="Microsoft JhengHei" w:hAnsi="Microsoft JhengHei"/>
-                <w:color w:val="1F2A37"/>
-                <w:sz w:val="20"/>
-                <w:szCs w:val="20"/>
-              </w:rPr>
-              <w:t xml:space="preserve">⭐ 口說或書寫</w:t>
+              <w:t xml:space="preserve">🔵 看照片打勾</w:t>
+            </w:r>
+          </w:p>
+          <w:p>
+            <w:pPr>
+              <w:spacing w:after="40" w:before="0" w:line="300"/>
+            </w:pPr>
+            <w:r>
+              <w:rPr>
+                <w:rFonts w:ascii="Microsoft JhengHei" w:cs="Microsoft JhengHei" w:eastAsia="Microsoft JhengHei" w:hAnsi="Microsoft JhengHei"/>
+                <w:color w:val="1F2A37"/>
+                <w:sz w:val="20"/>
+                <w:szCs w:val="20"/>
+              </w:rPr>
+              <w:t xml:space="preserve">🟠 勾答案＋勾因為</w:t>
+            </w:r>
+          </w:p>
+          <w:p>
+            <w:pPr>
+              <w:spacing w:after="40" w:before="0" w:line="300"/>
+            </w:pPr>
+            <w:r>
+              <w:rPr>
+                <w:rFonts w:ascii="Microsoft JhengHei" w:cs="Microsoft JhengHei" w:eastAsia="Microsoft JhengHei" w:hAnsi="Microsoft JhengHei"/>
+                <w:color w:val="1F2A37"/>
+                <w:sz w:val="20"/>
+                <w:szCs w:val="20"/>
+              </w:rPr>
+              <w:t xml:space="preserve">⭐ 口說</w:t>
             </w:r>
           </w:p>
         </w:tc>
